--- a/Doc/Harness_Tester_Operation_Document_v1.3.docx
+++ b/Doc/Harness_Tester_Operation_Document_v1.3.docx
@@ -238,7 +238,7 @@
         <w:rPr>
           <w:b w:val="0"/>
         </w:rPr>
-        <w:t>1. HV_Sense divider R3003 = 50 kOhm as drawn gives ~2.49 V at 500 V, NOT the 0.245 V previously documented. Either accept 2.49 V (values updated in Sec. 3.2) or change R3003 to ~5 kOhm to obtain 0.245 V. Firmware scaling must match the fitted resistor.</w:t>
+        <w:t>1. HV_Sense divider: target is ~0.245 V at 500 V (ratio ~0.00049). As drawn R3001 = 10 M with R3003 = 50 k gives 2.49 V (x10). Correct the schematic to a ~1:2000 ratio (R3003 = 5 k, or R3001 = 100 M) and confirm the fitted parts; firmware scales to the populated resistors. See Sec. 3.2.</w:t>
       </w:r>
     </w:p>
     <w:p>
@@ -246,7 +246,7 @@
         <w:rPr>
           <w:b w:val="0"/>
         </w:rPr>
-        <w:t>2. Insulation test needs a closed low-side return (HV_RET) relay to form the measurement loop; confirm the return scheme (all LS relays vs a dedicated return). See Sec. 4.0 / 4.1.</w:t>
+        <w:t>2. Insulation return scheme (RESOLVED): energise the net under test on the high side and close all low-side relays EXCEPT that net’s own return; the net is measured against all other conductors tied to HV_RET. See Sec. 4.0 / 4.1.</w:t>
       </w:r>
     </w:p>
     <w:p>
@@ -254,7 +254,7 @@
         <w:rPr>
           <w:b w:val="0"/>
         </w:rPr>
-        <w:t>3. Resistance test at 10 mA is not feasible through the +3V3 CD4067 muxes (on-resistance too high, exceeds 3.3 V compliance). Choose the reduced test current (&lt;=1 mA) and the mux on-resistance calibration method. See Sec. 7.</w:t>
+        <w:t>3. Resistance at 10 mA: current source holds 10 mA within compliance; VERIFY at bring-up that the two series +3V3 CD4067 muxes keep V_HI_COM &lt; 3.3 V at 10 mA (0 Ω loopback). If it clamps, reduce current. Characterise/subtract the mux R_offset. See Sec. 7.</w:t>
       </w:r>
     </w:p>
     <w:p>
@@ -270,7 +270,7 @@
         <w:rPr>
           <w:b w:val="0"/>
         </w:rPr>
-        <w:t>5. Continuity/Resistance "connected" ADC levels (Sec. 6, ~1.5 V) depend on mux on-resistance and the LO_COM return termination; calibrate thresholds at bring-up rather than hard-coding. See Sec. 6.</w:t>
+        <w:t>5. Continuity level (RESOLVED): the ~1.5 V "connected" reading is the divider of the Control-side ~10 kΩ pull-up (to 3.3 V) against the Matrix low-side pull-down; wire + mux resistance is small versus those pulls, so only minor variation is expected. Keep the 1.3–1.7 V band. See Sec. 6.</w:t>
       </w:r>
     </w:p>
     <w:p>
@@ -1046,7 +1046,7 @@
           <w:sz w:val="20"/>
           <w:szCs w:val="20"/>
         </w:rPr>
-        <w:t>At the 10 MΩ insulation go/no-go limit the leakage develops ≈ 0.045 V across R3004 (1 kΩ) at the HV_RET node. Good insulation (&gt; 10 MΩ) reads below 0.045 V; a low-impedance/short reads well above. (HV_Sense, the separate rail-monitor node, reads ≈ 2.49 V at 500 V — see §3.2.)</w:t>
+        <w:t>At the 10 MΩ insulation go/no-go limit the leakage develops ≈ 0.045 V across R3004 (1 kΩ) at the HV_RET node. Good insulation (&gt; 10 MΩ) reads below 0.045 V; a low-impedance/short reads well above. (HV_Sense, the separate rail-monitor node, reads ≈ 0.245 V at 500 V — see §3.2.)</w:t>
       </w:r>
     </w:p>
     <w:p>
@@ -3122,7 +3122,7 @@
           <w:sz w:val="22"/>
           <w:szCs w:val="22"/>
         </w:rPr>
-        <w:t>Step 3.2.5: At each step, read the HV_Sense rail-monitor ADC (isolated SPI2). The divider gives V_HV_Sense ≈ 0.004975 × V_HV (≈ 2.49 V at 500 V):</w:t>
+        <w:t>Step 3.2.5: At each step, read the HV_Sense rail-monitor ADC (isolated SPI2). The divider gives V_HV_Sense ≈ 0.00049 × V_HV (≈ 0.245 V at 500 V):</w:t>
       </w:r>
       <w:r>
         <w:rPr>
@@ -3236,7 +3236,7 @@
                 <w:sz w:val="20"/>
                 <w:szCs w:val="20"/>
               </w:rPr>
-              <w:t>~0.249 V</w:t>
+              <w:t>~0.025 V</w:t>
             </w:r>
           </w:p>
         </w:tc>
@@ -3253,7 +3253,7 @@
                 <w:sz w:val="20"/>
                 <w:szCs w:val="20"/>
               </w:rPr>
-              <w:t>± 0.02 V</w:t>
+              <w:t>± 0.002 V</w:t>
             </w:r>
           </w:p>
         </w:tc>
@@ -3290,7 +3290,7 @@
                 <w:sz w:val="20"/>
                 <w:szCs w:val="20"/>
               </w:rPr>
-              <w:t>~0.498 V</w:t>
+              <w:t>~0.049 V</w:t>
             </w:r>
           </w:p>
         </w:tc>
@@ -3307,7 +3307,7 @@
                 <w:sz w:val="20"/>
                 <w:szCs w:val="20"/>
               </w:rPr>
-              <w:t>± 0.02 V</w:t>
+              <w:t>± 0.002 V</w:t>
             </w:r>
           </w:p>
         </w:tc>
@@ -3344,7 +3344,7 @@
                 <w:sz w:val="20"/>
                 <w:szCs w:val="20"/>
               </w:rPr>
-              <w:t>~0.995 V</w:t>
+              <w:t>~0.098 V</w:t>
             </w:r>
           </w:p>
         </w:tc>
@@ -3361,7 +3361,7 @@
                 <w:sz w:val="20"/>
                 <w:szCs w:val="20"/>
               </w:rPr>
-              <w:t>± 0.03 V</w:t>
+              <w:t>± 0.003 V</w:t>
             </w:r>
           </w:p>
         </w:tc>
@@ -3398,7 +3398,7 @@
                 <w:sz w:val="20"/>
                 <w:szCs w:val="20"/>
               </w:rPr>
-              <w:t>~1.74 V</w:t>
+              <w:t>~0.172 V</w:t>
             </w:r>
           </w:p>
         </w:tc>
@@ -3415,7 +3415,7 @@
                 <w:sz w:val="20"/>
                 <w:szCs w:val="20"/>
               </w:rPr>
-              <w:t>± 0.04 V</w:t>
+              <w:t>± 0.004 V</w:t>
             </w:r>
           </w:p>
         </w:tc>
@@ -3452,7 +3452,7 @@
                 <w:sz w:val="20"/>
                 <w:szCs w:val="20"/>
               </w:rPr>
-              <w:t>~2.49 V</w:t>
+              <w:t>~0.245 V</w:t>
             </w:r>
           </w:p>
         </w:tc>
@@ -3469,7 +3469,7 @@
                 <w:sz w:val="20"/>
                 <w:szCs w:val="20"/>
               </w:rPr>
-              <w:t>± 0.05 V</w:t>
+              <w:t>± 0.005 V</w:t>
             </w:r>
           </w:p>
         </w:tc>
@@ -3485,7 +3485,7 @@
         <w:t>FIRMWARE REVIEW NOTE (v1.3):</w:t>
       </w:r>
       <w:r>
-        <w:t xml:space="preserve"> HV_Sense rail-monitor scaling corrected. With R3001 = 10 MΩ and R3003 = 50 kΩ as drawn, V_HV_Sense = HV × 50 kΩ / (10 MΩ + 50 kΩ) = HV × 0.004975 ≈ 2.49 V at 500 V — about 10× higher than the 0.245 V in earlier revisions (and than the "0.00049" note on the schematic, which corresponds to R3003 ≈ 5 kΩ). DECISION REQUIRED: keep R3003 = 50 kΩ and use the ~2.49 V values above, OR fit R3003 ≈ 5 kΩ to obtain ~0.245 V. 2.49 V is well within the 5 V ADC reference either way.</w:t>
+        <w:t xml:space="preserve"> HV_Sense = HV × R3003 / (R3001 + R3003). The intended scaling is HV × ~0.00049 ≈ 0.245 V at 500 V (as annotated on the schematic and used in the table above), which needs a divider ratio of ~1:2000, e.g. R3001 = 10 MΩ with R3003 = 5 kΩ. AS DRAWN on HV_Card sheet 2 the pair is R3001 = 10 MΩ and R3003 = 50 kΩ, a ~1:200 ratio that would instead give ≈ 2.49 V at 500 V (×10). ACTION: correct the schematic so the divider matches 0.245 V (R3003 = 5 kΩ, or R3001 = 100 MΩ) and confirm the fitted parts; firmware HV_Sense scaling must match the resistors actually populated. Either level sits well inside the 5 V ADC reference.</w:t>
       </w:r>
     </w:p>
     <w:p>
@@ -3509,7 +3509,7 @@
           <w:sz w:val="20"/>
           <w:szCs w:val="20"/>
         </w:rPr>
-        <w:t>⚠  NOTE: ADC values at the HV monitoring point are small (~2.49 V at 500 V) due to the large series resistance chain. The 12-bit ADC (AD7476 on the HV card, Vref = 5.0 V (+5V_ISO)) has an LSB of ~1.22 mV, giving adequate resolution. If readings are out of tolerance at any step: write DAC = 0x0000 immediately, log "HV ramp fault at step X", HALT.</w:t>
+        <w:t>⚠  NOTE: ADC values at the HV monitoring point are small (~0.245 V at 500 V) due to the large series resistance chain. The 12-bit ADC (AD7476 on the HV card, Vref = 5.0 V (+5V_ISO)) has an LSB of ~1.22 mV, giving adequate resolution. If readings are out of tolerance at any step: write DAC = 0x0000 immediately, log "HV ramp fault at step X", HALT.</w:t>
       </w:r>
     </w:p>
     <w:p>
@@ -3536,7 +3536,7 @@
           <w:sz w:val="22"/>
           <w:szCs w:val="22"/>
         </w:rPr>
-        <w:t>At full 500 V target: confirm ADC steady-state reading is ~2.49 V ± 0.05 V.</w:t>
+        <w:t>At full 500 V target: confirm ADC steady-state reading is ~0.245 V ± 0.010 V.</w:t>
       </w:r>
     </w:p>
     <w:p>
@@ -3816,7 +3816,7 @@
                 <w:sz w:val="20"/>
                 <w:szCs w:val="20"/>
               </w:rPr>
-              <w:t>ADC at 500 V reads ~2.49 V ± 0.05 V</w:t>
+              <w:t>ADC at 500 V reads ~0.245 V ± 0.010 V</w:t>
             </w:r>
           </w:p>
         </w:tc>
@@ -3897,7 +3897,7 @@
         <w:t>FIRMWARE REVIEW NOTE (v1.3):</w:t>
       </w:r>
       <w:r>
-        <w:t xml:space="preserve"> Measurement loop / return path. The insulation reading is the voltage across R3004 (1 kΩ) at the HV_RET node. Current can only flow if the loop is closed: +500 V → R3002 (1 MΩ) → HS reed relay → HS wire → [insulation] → LS wire → LS reed relay → HV_RET → R3004 (1 kΩ) → GND. With ALL low-side relays open (as the earlier step sequence implied) HV_RET is disconnected from the harness and the ADC reads ~0 regardless of insulation state. The procedure below therefore closes the low-side return before stepping the high-side relays. Confirm the intended return scheme (energize all LS relays to test each HS line against the whole low-side bundle, or a single dedicated return relay).</w:t>
+        <w:t xml:space="preserve"> Measurement loop / return path. The reading is the voltage across R3004 (1 kΩ) at HV_RET; current flows only when the loop is closed: +500 V → R3002 (1 MΩ) → HS reed relay[n] → HS wire → [insulation] → an adjacent conductor → its LS reed relay → HV_RET → R3004 (1 kΩ) → GND. RETURN SCHEME: energise the HS relay of the net under test and CLOSE ALL LOW-SIDE relays EXCEPT the LS relay(s) belonging to that same net (its own return, per the connection map). Every other conductor is thereby tied to HV_RET, so the energised net is measured against all of them, while excluding its own return prevents a good connection from reading as leakage. With NO low-side relay closed there is no loop and every line reads ~0 V (false PASS).</w:t>
       </w:r>
     </w:p>
     <w:p>
@@ -3992,7 +3992,7 @@
           <w:sz w:val="22"/>
           <w:szCs w:val="22"/>
         </w:rPr>
-        <w:t>Confirm HV ADC channel reads ~2.49 V ± 0.05 V (500 V present, no load current).</w:t>
+        <w:t>Confirm HV ADC channel reads ~0.245 V ± 0.010 V (500 V present, no load current).</w:t>
       </w:r>
     </w:p>
     <w:p>
@@ -4022,7 +4022,7 @@
         <w:rPr>
           <w:b w:val="0"/>
         </w:rPr>
-        <w:t>Step 4.1.4: Close the low-side return. Energize the required Low-Side reed relay(s) so HV_RET is connected to the harness return conductor(s). Without this, no leakage-measurement loop exists and every HS line will read ~0 V (false PASS).</w:t>
+        <w:t>Step 4.1.4: Prepare the low-side return. The insulation measurement needs every conductor EXCEPT the net under test tied to HV_RET. Accordingly, for each high-side line the procedure below closes all Low-Side reed relays except the LS relay(s) of that net (its own return, from the connection map). A closed return is mandatory — with all LS relays open there is no measurement loop and every line reads ~0 V (false PASS).</w:t>
       </w:r>
     </w:p>
     <w:p>
@@ -4095,6 +4095,15 @@
           <w:szCs w:val="22"/>
         </w:rPr>
         <w:t xml:space="preserve">◦ Identify the MCP23017 address and port pin corresponding to HS_RELAY[n].</w:t>
+      </w:r>
+    </w:p>
+    <w:p>
+      <w:pPr>
+        <w:spacing w:after="40" w:before="40"/>
+        <w:ind w:left="720"/>
+      </w:pPr>
+      <w:r>
+        <w:t>◦ Close all Low-Side reed relays EXCEPT the LS relay(s) of net n (its own return, per the connection map). This ties every other conductor to HV_RET as the return bundle.</w:t>
       </w:r>
     </w:p>
     <w:p>
@@ -4747,7 +4756,7 @@
                 <w:sz w:val="20"/>
                 <w:szCs w:val="20"/>
               </w:rPr>
-              <w:t>HV confirmed at 500 V (ADC ~2.49 V) before sequential relay activation</w:t>
+              <w:t>HV confirmed at 500 V (ADC ~0.245 V) before sequential relay activation</w:t>
             </w:r>
           </w:p>
         </w:tc>
@@ -5511,7 +5520,7 @@
         <w:t>FIRMWARE REVIEW NOTE (v1.3):</w:t>
       </w:r>
       <w:r>
-        <w:t xml:space="preserve"> The "connected ≈ 1.5 V" level assumes a particular divider ratio between the 10 kΩ pull-up and the closed-path resistance to the low-side return. Because the CD4067 muxes are powered from +3V3 and have a large on-resistance at that rail (~0.5–1 kΩ each, two in series) and the LO_COM return termination sets the low leg, the actual connected voltage depends strongly on those and will generally differ from 1.5 V. Firmware should CALIBRATE the connected/open thresholds against a known-good loopback at bring-up rather than hard-coding 1.5 V. Detection (connected vs open) is robust; the absolute value is not.</w:t>
+        <w:t xml:space="preserve"> The "connected ≈ 1.5 V" level is set by the divider between the Control-side ~10 kΩ pull-up (to 3.3 V) and the pull-down on the Matrix low-side (LO_COM / LS CD4067). The harness wire + mux on-resistance is small compared with those pull resistors, so it shifts the reading only slightly — expect minor variation around ~1.5 V (hence the 1.3–1.7 V band); an open path is pull-up only ≈ 3.3 V. Detection is robust; the band is fine as specified.</w:t>
       </w:r>
     </w:p>
     <w:p>
@@ -6386,10 +6395,10 @@
           <w:color w:val="B00000"/>
           <w:highlight w:val="yellow"/>
         </w:rPr>
-        <w:t>FIRMWARE REVIEW NOTE (v1.3) — FEASIBILITY:</w:t>
-      </w:r>
-      <w:r>
-        <w:t xml:space="preserve"> 10 mA through the +3V3 muxes is NOT achievable as drawn. The current path DAC I_OUT → HI_COM → HI mux → HS wire → LS wire → LO mux → LO_COM traverses TWO CD4067 analog switches powered from +3V3. A CD4067 cannot pass a node voltage outside its 0–3.3 V rails, and its on-resistance at 3.3 V is large (~0.5–1 kΩ each, ~1–2 kΩ for the pair). At 10 mA the mux pair alone would demand 10–20 V — far beyond 3.3 V — so the node clamps and the reading saturates. REQUIRED CHANGES (hardware/firmware decision): (a) reduce the test current to &lt;=1 mA (0.5 mA suggested) so the total path drop stays within ~3.3 V compliance; AND (b) characterise and subtract the two-mux on-resistance — measure it with a known 0 Ω loopback, store as R_offset, then R_wire = V_drop / I − R_offset. The Sec. 7.1 calibration (100 Ω → 1.000 V at 10 mA) ignores the ~1–2 kΩ mux R_on and will not hold. Confirm final current and calibration method before enabling resistance mode.</w:t>
+        <w:t>FIRMWARE REVIEW NOTE (v1.3) — VERIFY AT BRING-UP:</w:t>
+      </w:r>
+      <w:r>
+        <w:t xml:space="preserve"> The DAC8775 current source regulates to 10 mA within its compliance, driving whatever voltage the path needs; the design intent is that the drop stays inside the ~3.3 V mux headroom. The current path DAC I_OUT → HI_COM → HI mux → HS wire → LS wire → LO mux → LO_COM crosses TWO CD4067 switches powered from +3V3, so the item to VERIFY is their combined on-resistance: with a 0 Ω loopback, confirm V_HI_COM at 10 mA is comfortably below 3.3 V (i.e. 2·R_on(mux) + R_wire is small). If the node clamps at the rail, reduce the test current. Either way, characterise the two-mux on-resistance and subtract it: R_wire = V_drop / I − R_offset. Fold R_offset into the Sec. 7.1 calibration.</w:t>
       </w:r>
     </w:p>
     <w:p>
@@ -7544,7 +7553,7 @@
                 <w:sz w:val="20"/>
                 <w:szCs w:val="20"/>
               </w:rPr>
-              <w:t>HV RAMP — DAC8830 = 0x0000, enable CA05P-5. Increment DAC in 10% steps to 500 V. At each step verify ADC ~2.49 V ± 0.05 V.</w:t>
+              <w:t>HV RAMP — DAC8830 = 0x0000, enable CA05P-5. Increment DAC in 10% steps to 500 V. At each step verify ADC ~0.245 V ± 0.010 V.</w:t>
             </w:r>
           </w:p>
         </w:tc>

--- a/Doc/Harness_Tester_Operation_Document_v1.3.docx
+++ b/Doc/Harness_Tester_Operation_Document_v1.3.docx
@@ -235,10 +235,7 @@
     </w:p>
     <w:p>
       <w:r>
-        <w:rPr>
-          <w:b w:val="0"/>
-        </w:rPr>
-        <w:t>1. HV_Sense divider: target is ~0.245 V at 500 V (ratio ~0.00049). As drawn R3001 = 10 M with R3003 = 50 k gives 2.49 V (x10). Correct the schematic to a ~1:2000 ratio (R3003 = 5 k, or R3001 = 100 M) and confirm the fitted parts; firmware scales to the populated resistors. See Sec. 3.2.</w:t>
+        <w:t>1. HV_Sense divider (being fixed): 0.245 V at 500 V, ratio 0.00049 (1:2000 divider). R3003 is being changed from 50 kΩ to 5 kΩ in the next schematic revision (10 MΩ : 5 kΩ); the drawn 50 kΩ would give 2.49 V (×10). Firmware uses the 0.245 V scaling. See Sec. 3.2.</w:t>
       </w:r>
     </w:p>
     <w:p>
@@ -3485,7 +3482,7 @@
         <w:t>FIRMWARE REVIEW NOTE (v1.3):</w:t>
       </w:r>
       <w:r>
-        <w:t xml:space="preserve"> HV_Sense = HV × R3003 / (R3001 + R3003). The intended scaling is HV × ~0.00049 ≈ 0.245 V at 500 V (as annotated on the schematic and used in the table above), which needs a divider ratio of ~1:2000, e.g. R3001 = 10 MΩ with R3003 = 5 kΩ. AS DRAWN on HV_Card sheet 2 the pair is R3001 = 10 MΩ and R3003 = 50 kΩ, a ~1:200 ratio that would instead give ≈ 2.49 V at 500 V (×10). ACTION: correct the schematic so the divider matches 0.245 V (R3003 = 5 kΩ, or R3001 = 100 MΩ) and confirm the fitted parts; firmware HV_Sense scaling must match the resistors actually populated. Either level sits well inside the 5 V ADC reference.</w:t>
+        <w:t xml:space="preserve"> HV_Sense = HV × R3003 / (R3001 + R3003) = HV × 0.00049 ≈ 0.245 V at 500 V — a 1:2000 divider (R3001 = 10 MΩ, R3003 = 5 kΩ). NOTE: the present HV_Card sheet 2 labels R3003 = 50 kΩ (a 1:200 ratio that would give ≈ 2.49 V, ×10); R3003 is being changed to 5 kΩ in the next schematic revision. Firmware uses the 0.245 V / 0.00049 scaling; the reading sits well inside the 5 V ADC reference.</w:t>
       </w:r>
     </w:p>
     <w:p>

--- a/Doc/Harness_Tester_Operation_Document_v1.3.docx
+++ b/Doc/Harness_Tester_Operation_Document_v1.3.docx
@@ -264,10 +264,7 @@
     </w:p>
     <w:p>
       <w:r>
-        <w:rPr>
-          <w:b w:val="0"/>
-        </w:rPr>
-        <w:t>5. Continuity level (RESOLVED): the ~1.5 V "connected" reading is the divider of the Control-side ~10 kΩ pull-up (to 3.3 V) against the Matrix low-side pull-down; wire + mux resistance is small versus those pulls, so only minor variation is expected. Keep the 1.3–1.7 V band. See Sec. 6.</w:t>
+        <w:t>5. Continuity level (RESOLVED): LO_COM pull-down = 100 Ω. A present wire pulls the sense node well below 3.3 V (a few hundred mV, or less with low-Rₒₙ muxes); an open stays ≈ 3.3 V. Large margin — calibrate the connected/open thresholds at bring-up. See Sec. 6.</w:t>
       </w:r>
     </w:p>
     <w:p>
@@ -5517,7 +5514,7 @@
         <w:t>FIRMWARE REVIEW NOTE (v1.3):</w:t>
       </w:r>
       <w:r>
-        <w:t xml:space="preserve"> The "connected ≈ 1.5 V" level is set by the divider between the Control-side ~10 kΩ pull-up (to 3.3 V) and the pull-down on the Matrix low-side (LO_COM / LS CD4067). The harness wire + mux on-resistance is small compared with those pull resistors, so it shifts the reading only slightly — expect minor variation around ~1.5 V (hence the 1.3–1.7 V band); an open path is pull-up only ≈ 3.3 V. Detection is robust; the band is fine as specified.</w:t>
+        <w:t xml:space="preserve"> LO_COM carries a 100 Ω pull-down to GND (hardware decision), which doubles as the current-source return. In continuity mode the "connected" node is the divider of the ~10 kΩ pull-up (Control, to 3.3 V) against (2·mux Rₒₙ + 100 Ω) — so a present wire reads WELL BELOW the old 1.5 V figure (a few hundred mV, or tens of mV with low-Rₒₙ muxes), while an open reads ≈ 3.3 V (pull-up only). Margin is large; set the connected/open thresholds from a bring-up loopback, not a fixed 1.5 V.</w:t>
       </w:r>
     </w:p>
     <w:p>
@@ -5613,7 +5610,7 @@
                 <w:sz w:val="20"/>
                 <w:szCs w:val="20"/>
               </w:rPr>
-              <w:t xml:space="preserve">3.0 V – 3.3 V</w:t>
+              <w:t>≈ 3.3 V</w:t>
             </w:r>
           </w:p>
         </w:tc>
@@ -5630,7 +5627,7 @@
                 <w:sz w:val="20"/>
                 <w:szCs w:val="20"/>
               </w:rPr>
-              <w:t xml:space="preserve">Open — no harness connection</w:t>
+              <w:t>Open — no harness connection</w:t>
             </w:r>
           </w:p>
         </w:tc>
@@ -5647,7 +5644,7 @@
                 <w:sz w:val="20"/>
                 <w:szCs w:val="20"/>
               </w:rPr>
-              <w:t xml:space="preserve">No wire on this path</w:t>
+              <w:t>No wire on this path</w:t>
             </w:r>
           </w:p>
         </w:tc>
@@ -5667,7 +5664,7 @@
                 <w:sz w:val="20"/>
                 <w:szCs w:val="20"/>
               </w:rPr>
-              <w:t xml:space="preserve">1.3 V – 1.7 V</w:t>
+              <w:t>&lt; ~0.5 V</w:t>
             </w:r>
           </w:p>
         </w:tc>
@@ -5684,7 +5681,7 @@
                 <w:sz w:val="20"/>
                 <w:szCs w:val="20"/>
               </w:rPr>
-              <w:t xml:space="preserve">Connected — wire present</w:t>
+              <w:t>Connected — wire present</w:t>
             </w:r>
           </w:p>
         </w:tc>
@@ -5701,7 +5698,7 @@
                 <w:sz w:val="20"/>
                 <w:szCs w:val="20"/>
               </w:rPr>
-              <w:t xml:space="preserve">Connection confirmed</w:t>
+              <w:t>Connection confirmed (level set by mux Rₒₙ vs the 100 Ω LO_COM return)</w:t>
             </w:r>
           </w:p>
         </w:tc>
@@ -5721,7 +5718,7 @@
                 <w:sz w:val="20"/>
                 <w:szCs w:val="20"/>
               </w:rPr>
-              <w:t xml:space="preserve">&lt; 1.0 V or &gt; 1.9 V</w:t>
+              <w:t>~0.5 – 3.0 V</w:t>
             </w:r>
           </w:p>
         </w:tc>
@@ -5738,7 +5735,7 @@
                 <w:sz w:val="20"/>
                 <w:szCs w:val="20"/>
               </w:rPr>
-              <w:t xml:space="preserve">Anomalous</w:t>
+              <w:t>Anomalous / high-resistance</w:t>
             </w:r>
           </w:p>
         </w:tc>
@@ -5755,7 +5752,7 @@
                 <w:sz w:val="20"/>
                 <w:szCs w:val="20"/>
               </w:rPr>
-              <w:t xml:space="preserve">Log as anomaly — investigate relay or wiring</w:t>
+              <w:t>Log — partial or degraded connection; investigate</w:t>
             </w:r>
           </w:p>
         </w:tc>
@@ -6392,10 +6389,10 @@
           <w:color w:val="B00000"/>
           <w:highlight w:val="yellow"/>
         </w:rPr>
-        <w:t>FIRMWARE REVIEW NOTE (v1.3) — VERIFY AT BRING-UP:</w:t>
-      </w:r>
-      <w:r>
-        <w:t xml:space="preserve"> The DAC8775 current source regulates to 10 mA within its compliance, driving whatever voltage the path needs; the design intent is that the drop stays inside the ~3.3 V mux headroom. The current path DAC I_OUT → HI_COM → HI mux → HS wire → LS wire → LO mux → LO_COM crosses TWO CD4067 switches powered from +3V3, so the item to VERIFY is their combined on-resistance: with a 0 Ω loopback, confirm V_HI_COM at 10 mA is comfortably below 3.3 V (i.e. 2·R_on(mux) + R_wire is small). If the node clamps at the rail, reduce the test current. Either way, characterise the two-mux on-resistance and subtract it: R_wire = V_drop / I − R_offset. Fold R_offset into the Sec. 7.1 calibration.</w:t>
+        <w:t>FIRMWARE REVIEW NOTE (v1.3) — RESISTANCE PATH &amp; CALIBRATION:</w:t>
+      </w:r>
+      <w:r>
+        <w:t xml:space="preserve"> Single-ended, 2-wire: U33 reads HI_COM to GND, so the reading = I × (2·mux Rₒₙ + 100 Ω LO_COM return + R_wire). The 100 Ω return lets current flow (the old 100 kΩ made 10 mA impossible). BUT compliance is separate from calibration: if mux Rₒₙ is high (classic CD4067B ≈ 500 Ω → ~1.1 kΩ offset) the node needs ~11 V at 10 mA and clamps at 3.3 V, so the current collapses no matter how you calibrate. Keep I × (offset + R_wire) &lt; ~3.3 V via low-Rₒₙ muxes (~15 Ω) and/or lower current. THEN a reference-resistor self-calibration (planned: a permanent known-resistance path per side, selected by a GPIO-driven CD4067, measured before each test to characterise and subtract the offset) removes the offset and its drift, leaving the ADC step (LSB/I ≈ 80 mΩ at 10 mA) as the floor — good for connection/ohms-range resistance, not milliohm. IMPORTANT: the calibration path must traverse the SAME switches as the measurement path, else the main-mux Rₒₙ is not cancelled. For true milliohm precision, use 4-wire (Kelvin).</w:t>
       </w:r>
     </w:p>
     <w:p>
